--- a/pr-preview/pr-197/estimation-handout.docx
+++ b/pr-preview/pr-197/estimation-handout.docx
@@ -15,7 +15,7 @@
         <w:pStyle w:val="Date"/>
       </w:pPr>
       <w:r>
-        <w:t xml:space="preserve">Last modified: 2026-10-15 01:39:37 (PDT)</w:t>
+        <w:t xml:space="preserve">Last modified: 2026-10-15 02:55:31 (PDT)</w:t>
       </w:r>
     </w:p>
     <w:bookmarkStart w:id="14" w:name="scientific-models"/>
@@ -3760,7 +3760,7 @@
     </w:p>
     <w:bookmarkEnd w:id="35"/>
     <w:bookmarkEnd w:id="36"/>
-    <w:bookmarkStart w:id="99" w:name="sec-est-accuracy"/>
+    <w:bookmarkStart w:id="102" w:name="sec-est-accuracy"/>
     <w:p>
       <w:pPr>
         <w:pStyle w:val="Heading2"/>
@@ -6631,7 +6631,7 @@
     </w:p>
     <w:bookmarkEnd w:id="48"/>
     <w:bookmarkEnd w:id="49"/>
-    <w:bookmarkStart w:id="67" w:name="mean-squared-error"/>
+    <w:bookmarkStart w:id="70" w:name="mean-squared-error"/>
     <w:p>
       <w:pPr>
         <w:pStyle w:val="Heading3"/>
@@ -7387,10 +7387,325 @@
       </m:oMathPara>
     </w:p>
     <w:bookmarkEnd w:id="52"/>
-    <w:bookmarkStart w:id="53" w:name="exr-bias-sq-plus-var"/>
+    <w:bookmarkStart w:id="53" w:name="thm-sq-bias-expand"/>
     <w:p>
       <w:pPr>
         <w:pStyle w:val="FirstParagraph"/>
+      </w:pPr>
+      <w:r>
+        <w:rPr>
+          <w:b/>
+          <w:bCs/>
+        </w:rPr>
+        <w:t xml:space="preserve">Theorem 2 (Expanded squared bias)</w:t>
+      </w:r>
+      <w:r>
+        <w:t xml:space="preserve"> </w:t>
+      </w:r>
+      <w:r>
+        <w:t xml:space="preserve">For any one-dimensional estimator</w:t>
+      </w:r>
+      <w:r>
+        <w:t xml:space="preserve"> </w:t>
+      </w:r>
+      <m:oMath>
+        <m:acc>
+          <m:accPr>
+            <m:chr m:val="̂"/>
+          </m:accPr>
+          <m:e>
+            <m:r>
+              <m:t>θ</m:t>
+            </m:r>
+          </m:e>
+        </m:acc>
+      </m:oMath>
+      <w:r>
+        <w:t xml:space="preserve"> </w:t>
+      </w:r>
+      <w:r>
+        <w:t xml:space="preserve">of an estimand</w:t>
+      </w:r>
+      <w:r>
+        <w:t xml:space="preserve"> </w:t>
+      </w:r>
+      <m:oMath>
+        <m:r>
+          <m:t>θ</m:t>
+        </m:r>
+      </m:oMath>
+      <w:r>
+        <w:t xml:space="preserve">,</w:t>
+      </w:r>
+      <w:r>
+        <w:t xml:space="preserve"> </w:t>
+      </w:r>
+      <w:r>
+        <w:t xml:space="preserve">the squared</w:t>
+      </w:r>
+      <w:r>
+        <w:t xml:space="preserve"> </w:t>
+      </w:r>
+      <w:hyperlink w:anchor="def-bias">
+        <w:r>
+          <w:rPr>
+            <w:rStyle w:val="Hyperlink"/>
+          </w:rPr>
+          <w:t xml:space="preserve">bias</w:t>
+        </w:r>
+      </w:hyperlink>
+      <w:r>
+        <w:t xml:space="preserve"> </w:t>
+      </w:r>
+      <w:r>
+        <w:t xml:space="preserve">is:</w:t>
+      </w:r>
+    </w:p>
+    <w:p>
+      <w:pPr>
+        <w:pStyle w:val="BodyText"/>
+      </w:pPr>
+      <m:oMathPara>
+        <m:oMathParaPr>
+          <m:jc m:val="center"/>
+        </m:oMathParaPr>
+        <m:oMath>
+          <m:sSup>
+            <m:e>
+              <m:r>
+                <m:t>​</m:t>
+              </m:r>
+              <m:d>
+                <m:dPr>
+                  <m:begChr m:val="("/>
+                  <m:sepChr m:val=""/>
+                  <m:endChr m:val=")"/>
+                  <m:grow/>
+                </m:dPr>
+                <m:e>
+                  <m:r>
+                    <m:rPr>
+                      <m:sty m:val="p"/>
+                    </m:rPr>
+                    <m:t>Bias</m:t>
+                  </m:r>
+                  <m:r>
+                    <m:t>​</m:t>
+                  </m:r>
+                  <m:d>
+                    <m:dPr>
+                      <m:begChr m:val="("/>
+                      <m:sepChr m:val=""/>
+                      <m:endChr m:val=")"/>
+                      <m:grow/>
+                    </m:dPr>
+                    <m:e>
+                      <m:acc>
+                        <m:accPr>
+                          <m:chr m:val="̂"/>
+                        </m:accPr>
+                        <m:e>
+                          <m:r>
+                            <m:t>θ</m:t>
+                          </m:r>
+                        </m:e>
+                      </m:acc>
+                    </m:e>
+                  </m:d>
+                  <m:r>
+                    <m:t>​</m:t>
+                  </m:r>
+                </m:e>
+              </m:d>
+              <m:r>
+                <m:t>​</m:t>
+              </m:r>
+            </m:e>
+            <m:sup>
+              <m:r>
+                <m:t>2</m:t>
+              </m:r>
+            </m:sup>
+          </m:sSup>
+          <m:r>
+            <m:rPr>
+              <m:sty m:val="p"/>
+            </m:rPr>
+            <m:t>=</m:t>
+          </m:r>
+          <m:sSup>
+            <m:e>
+              <m:r>
+                <m:t>​</m:t>
+              </m:r>
+              <m:d>
+                <m:dPr>
+                  <m:begChr m:val="("/>
+                  <m:sepChr m:val=""/>
+                  <m:endChr m:val=")"/>
+                  <m:grow/>
+                </m:dPr>
+                <m:e>
+                  <m:r>
+                    <m:rPr>
+                      <m:sty m:val="p"/>
+                    </m:rPr>
+                    <m:t>E</m:t>
+                  </m:r>
+                  <m:r>
+                    <m:t>​</m:t>
+                  </m:r>
+                  <m:d>
+                    <m:dPr>
+                      <m:begChr m:val="["/>
+                      <m:sepChr m:val=""/>
+                      <m:endChr m:val="]"/>
+                      <m:grow/>
+                    </m:dPr>
+                    <m:e>
+                      <m:acc>
+                        <m:accPr>
+                          <m:chr m:val="̂"/>
+                        </m:accPr>
+                        <m:e>
+                          <m:r>
+                            <m:t>θ</m:t>
+                          </m:r>
+                        </m:e>
+                      </m:acc>
+                    </m:e>
+                  </m:d>
+                  <m:r>
+                    <m:t>​</m:t>
+                  </m:r>
+                </m:e>
+              </m:d>
+              <m:r>
+                <m:t>​</m:t>
+              </m:r>
+            </m:e>
+            <m:sup>
+              <m:r>
+                <m:t>2</m:t>
+              </m:r>
+            </m:sup>
+          </m:sSup>
+          <m:r>
+            <m:rPr>
+              <m:sty m:val="p"/>
+            </m:rPr>
+            <m:t>−</m:t>
+          </m:r>
+          <m:r>
+            <m:t>2</m:t>
+          </m:r>
+          <m:r>
+            <m:rPr>
+              <m:sty m:val="p"/>
+            </m:rPr>
+            <m:t>E</m:t>
+          </m:r>
+          <m:r>
+            <m:t>​</m:t>
+          </m:r>
+          <m:d>
+            <m:dPr>
+              <m:begChr m:val="["/>
+              <m:sepChr m:val=""/>
+              <m:endChr m:val="]"/>
+              <m:grow/>
+            </m:dPr>
+            <m:e>
+              <m:acc>
+                <m:accPr>
+                  <m:chr m:val="̂"/>
+                </m:accPr>
+                <m:e>
+                  <m:r>
+                    <m:t>θ</m:t>
+                  </m:r>
+                </m:e>
+              </m:acc>
+            </m:e>
+          </m:d>
+          <m:r>
+            <m:t>​</m:t>
+          </m:r>
+          <m:r>
+            <m:t>θ</m:t>
+          </m:r>
+          <m:r>
+            <m:rPr>
+              <m:sty m:val="p"/>
+            </m:rPr>
+            <m:t>+</m:t>
+          </m:r>
+          <m:sSup>
+            <m:e>
+              <m:r>
+                <m:t>θ</m:t>
+              </m:r>
+            </m:e>
+            <m:sup>
+              <m:r>
+                <m:t>2</m:t>
+              </m:r>
+            </m:sup>
+          </m:sSup>
+        </m:oMath>
+      </m:oMathPara>
+    </w:p>
+    <w:bookmarkEnd w:id="53"/>
+    <w:p>
+      <w:pPr>
+        <w:pStyle w:val="FirstParagraph"/>
+      </w:pPr>
+      <w:r>
+        <w:rPr>
+          <w:i/>
+          <w:iCs/>
+        </w:rPr>
+        <w:t xml:space="preserve">Proof</w:t>
+      </w:r>
+      <w:r>
+        <w:t xml:space="preserve">. </w:t>
+      </w:r>
+      <w:r>
+        <w:t xml:space="preserve">This is the solution to</w:t>
+      </w:r>
+      <w:r>
+        <w:t xml:space="preserve"> </w:t>
+      </w:r>
+      <w:hyperlink w:anchor="exr-sq-bias-expand">
+        <w:r>
+          <w:rPr>
+            <w:rStyle w:val="Hyperlink"/>
+          </w:rPr>
+          <w:t xml:space="preserve">Exercise 2</w:t>
+        </w:r>
+      </w:hyperlink>
+      <w:r>
+        <w:t xml:space="preserve">, worked in</w:t>
+      </w:r>
+      <w:r>
+        <w:t xml:space="preserve"> </w:t>
+      </w:r>
+      <w:hyperlink w:anchor="sol-sq-bias-expand">
+        <w:r>
+          <w:rPr>
+            <w:rStyle w:val="Hyperlink"/>
+          </w:rPr>
+          <w:t xml:space="preserve">Solution 2</w:t>
+        </w:r>
+      </w:hyperlink>
+      <w:r>
+        <w:t xml:space="preserve">.</w:t>
+      </w:r>
+    </w:p>
+    <w:bookmarkStart w:id="54" w:name="exr-bias-sq-plus-var"/>
+    <w:p>
+      <w:pPr>
+        <w:pStyle w:val="BodyText"/>
       </w:pPr>
       <w:r>
         <w:rPr>
@@ -7632,8 +7947,8 @@
         <w:t xml:space="preserve">.</w:t>
       </w:r>
     </w:p>
-    <w:bookmarkEnd w:id="53"/>
-    <w:bookmarkStart w:id="57" w:name="sol-bias-sq-plus-var"/>
+    <w:bookmarkEnd w:id="54"/>
+    <w:bookmarkStart w:id="58" w:name="sol-bias-sq-plus-var"/>
     <w:p>
       <w:pPr>
         <w:pStyle w:val="BodyText"/>
@@ -7657,7 +7972,7 @@
       <w:r>
         <w:t xml:space="preserve">(</w:t>
       </w:r>
-      <w:hyperlink r:id="rId54">
+      <w:hyperlink r:id="rId55">
         <w:r>
           <w:rPr>
             <w:rStyle w:val="Hyperlink"/>
@@ -7673,7 +7988,7 @@
       <w:pPr>
         <w:pStyle w:val="BodyText"/>
       </w:pPr>
-      <w:bookmarkStart w:id="55" w:name="eq-bias-sq-plus-var-exr"/>
+      <w:bookmarkStart w:id="56" w:name="eq-bias-sq-plus-var-exr"/>
       <m:oMathPara>
         <m:oMathParaPr>
           <m:jc m:val="center"/>
@@ -7841,7 +8156,7 @@
           </m:r>
         </m:oMath>
       </m:oMathPara>
-      <w:bookmarkEnd w:id="55"/>
+      <w:bookmarkEnd w:id="56"/>
     </w:p>
     <w:p>
       <w:pPr>
@@ -7872,7 +8187,7 @@
       <w:pPr>
         <w:pStyle w:val="BodyText"/>
       </w:pPr>
-      <w:bookmarkStart w:id="56" w:name="eq-bias-sq-plus-var-exr-2"/>
+      <w:bookmarkStart w:id="57" w:name="eq-bias-sq-plus-var-exr-2"/>
       <m:oMathPara>
         <m:oMathParaPr>
           <m:jc m:val="center"/>
@@ -9270,13 +9585,353 @@
           </m:r>
         </m:oMath>
       </m:oMathPara>
-      <w:bookmarkEnd w:id="56"/>
+      <w:bookmarkEnd w:id="57"/>
     </w:p>
-    <w:bookmarkEnd w:id="57"/>
-    <w:bookmarkStart w:id="58" w:name="exr-mse-expand"/>
+    <w:bookmarkEnd w:id="58"/>
+    <w:bookmarkStart w:id="59" w:name="thm-bias-sq-plus-var"/>
     <w:p>
       <w:pPr>
         <w:pStyle w:val="FirstParagraph"/>
+      </w:pPr>
+      <w:r>
+        <w:rPr>
+          <w:b/>
+          <w:bCs/>
+        </w:rPr>
+        <w:t xml:space="preserve">Theorem 3 (Expanded squared bias plus variance)</w:t>
+      </w:r>
+      <w:r>
+        <w:t xml:space="preserve"> </w:t>
+      </w:r>
+      <w:r>
+        <w:t xml:space="preserve">For any one-dimensional estimator</w:t>
+      </w:r>
+      <w:r>
+        <w:t xml:space="preserve"> </w:t>
+      </w:r>
+      <m:oMath>
+        <m:acc>
+          <m:accPr>
+            <m:chr m:val="̂"/>
+          </m:accPr>
+          <m:e>
+            <m:r>
+              <m:t>θ</m:t>
+            </m:r>
+          </m:e>
+        </m:acc>
+      </m:oMath>
+      <w:r>
+        <w:t xml:space="preserve"> </w:t>
+      </w:r>
+      <w:r>
+        <w:t xml:space="preserve">of an estimand</w:t>
+      </w:r>
+      <w:r>
+        <w:t xml:space="preserve"> </w:t>
+      </w:r>
+      <m:oMath>
+        <m:r>
+          <m:t>θ</m:t>
+        </m:r>
+      </m:oMath>
+      <w:r>
+        <w:t xml:space="preserve">,</w:t>
+      </w:r>
+      <w:r>
+        <w:t xml:space="preserve"> </w:t>
+      </w:r>
+      <w:r>
+        <w:t xml:space="preserve">the squared bias plus the variance is:</w:t>
+      </w:r>
+    </w:p>
+    <w:p>
+      <w:pPr>
+        <w:pStyle w:val="BodyText"/>
+      </w:pPr>
+      <m:oMathPara>
+        <m:oMathParaPr>
+          <m:jc m:val="center"/>
+        </m:oMathParaPr>
+        <m:oMath>
+          <m:sSup>
+            <m:e>
+              <m:r>
+                <m:t>​</m:t>
+              </m:r>
+              <m:d>
+                <m:dPr>
+                  <m:begChr m:val="("/>
+                  <m:sepChr m:val=""/>
+                  <m:endChr m:val=")"/>
+                  <m:grow/>
+                </m:dPr>
+                <m:e>
+                  <m:r>
+                    <m:rPr>
+                      <m:sty m:val="p"/>
+                    </m:rPr>
+                    <m:t>Bias</m:t>
+                  </m:r>
+                  <m:r>
+                    <m:t>​</m:t>
+                  </m:r>
+                  <m:d>
+                    <m:dPr>
+                      <m:begChr m:val="("/>
+                      <m:sepChr m:val=""/>
+                      <m:endChr m:val=")"/>
+                      <m:grow/>
+                    </m:dPr>
+                    <m:e>
+                      <m:acc>
+                        <m:accPr>
+                          <m:chr m:val="̂"/>
+                        </m:accPr>
+                        <m:e>
+                          <m:r>
+                            <m:t>θ</m:t>
+                          </m:r>
+                        </m:e>
+                      </m:acc>
+                    </m:e>
+                  </m:d>
+                  <m:r>
+                    <m:t>​</m:t>
+                  </m:r>
+                </m:e>
+              </m:d>
+              <m:r>
+                <m:t>​</m:t>
+              </m:r>
+            </m:e>
+            <m:sup>
+              <m:r>
+                <m:t>2</m:t>
+              </m:r>
+            </m:sup>
+          </m:sSup>
+          <m:r>
+            <m:rPr>
+              <m:sty m:val="p"/>
+            </m:rPr>
+            <m:t>+</m:t>
+          </m:r>
+          <m:r>
+            <m:rPr>
+              <m:sty m:val="p"/>
+            </m:rPr>
+            <m:t>Var</m:t>
+          </m:r>
+          <m:r>
+            <m:t>​</m:t>
+          </m:r>
+          <m:d>
+            <m:dPr>
+              <m:begChr m:val="("/>
+              <m:sepChr m:val=""/>
+              <m:endChr m:val=")"/>
+              <m:grow/>
+            </m:dPr>
+            <m:e>
+              <m:acc>
+                <m:accPr>
+                  <m:chr m:val="̂"/>
+                </m:accPr>
+                <m:e>
+                  <m:r>
+                    <m:t>θ</m:t>
+                  </m:r>
+                </m:e>
+              </m:acc>
+            </m:e>
+          </m:d>
+          <m:r>
+            <m:t>​</m:t>
+          </m:r>
+          <m:r>
+            <m:rPr>
+              <m:sty m:val="p"/>
+            </m:rPr>
+            <m:t>=</m:t>
+          </m:r>
+          <m:r>
+            <m:rPr>
+              <m:sty m:val="p"/>
+            </m:rPr>
+            <m:t>E</m:t>
+          </m:r>
+          <m:r>
+            <m:t>​</m:t>
+          </m:r>
+          <m:d>
+            <m:dPr>
+              <m:begChr m:val="["/>
+              <m:sepChr m:val=""/>
+              <m:endChr m:val="]"/>
+              <m:grow/>
+            </m:dPr>
+            <m:e>
+              <m:sSup>
+                <m:e>
+                  <m:acc>
+                    <m:accPr>
+                      <m:chr m:val="̂"/>
+                    </m:accPr>
+                    <m:e>
+                      <m:r>
+                        <m:t>θ</m:t>
+                      </m:r>
+                    </m:e>
+                  </m:acc>
+                </m:e>
+                <m:sup>
+                  <m:r>
+                    <m:t>2</m:t>
+                  </m:r>
+                </m:sup>
+              </m:sSup>
+            </m:e>
+          </m:d>
+          <m:r>
+            <m:t>​</m:t>
+          </m:r>
+          <m:r>
+            <m:rPr>
+              <m:sty m:val="p"/>
+            </m:rPr>
+            <m:t>−</m:t>
+          </m:r>
+          <m:r>
+            <m:t>2</m:t>
+          </m:r>
+          <m:r>
+            <m:rPr>
+              <m:sty m:val="p"/>
+            </m:rPr>
+            <m:t>E</m:t>
+          </m:r>
+          <m:r>
+            <m:t>​</m:t>
+          </m:r>
+          <m:d>
+            <m:dPr>
+              <m:begChr m:val="["/>
+              <m:sepChr m:val=""/>
+              <m:endChr m:val="]"/>
+              <m:grow/>
+            </m:dPr>
+            <m:e>
+              <m:acc>
+                <m:accPr>
+                  <m:chr m:val="̂"/>
+                </m:accPr>
+                <m:e>
+                  <m:r>
+                    <m:t>θ</m:t>
+                  </m:r>
+                </m:e>
+              </m:acc>
+            </m:e>
+          </m:d>
+          <m:r>
+            <m:t>​</m:t>
+          </m:r>
+          <m:r>
+            <m:t>θ</m:t>
+          </m:r>
+          <m:r>
+            <m:rPr>
+              <m:sty m:val="p"/>
+            </m:rPr>
+            <m:t>+</m:t>
+          </m:r>
+          <m:sSup>
+            <m:e>
+              <m:r>
+                <m:t>θ</m:t>
+              </m:r>
+            </m:e>
+            <m:sup>
+              <m:r>
+                <m:t>2</m:t>
+              </m:r>
+            </m:sup>
+          </m:sSup>
+        </m:oMath>
+      </m:oMathPara>
+    </w:p>
+    <w:bookmarkEnd w:id="59"/>
+    <w:p>
+      <w:pPr>
+        <w:pStyle w:val="FirstParagraph"/>
+      </w:pPr>
+      <w:r>
+        <w:rPr>
+          <w:i/>
+          <w:iCs/>
+        </w:rPr>
+        <w:t xml:space="preserve">Proof</w:t>
+      </w:r>
+      <w:r>
+        <w:t xml:space="preserve">. </w:t>
+      </w:r>
+      <w:r>
+        <w:t xml:space="preserve">This is the solution to</w:t>
+      </w:r>
+      <w:r>
+        <w:t xml:space="preserve"> </w:t>
+      </w:r>
+      <w:hyperlink w:anchor="exr-bias-sq-plus-var">
+        <w:r>
+          <w:rPr>
+            <w:rStyle w:val="Hyperlink"/>
+          </w:rPr>
+          <w:t xml:space="preserve">Exercise 3</w:t>
+        </w:r>
+      </w:hyperlink>
+      <w:r>
+        <w:t xml:space="preserve">, worked in</w:t>
+      </w:r>
+      <w:r>
+        <w:t xml:space="preserve"> </w:t>
+      </w:r>
+      <w:hyperlink w:anchor="sol-bias-sq-plus-var">
+        <w:r>
+          <w:rPr>
+            <w:rStyle w:val="Hyperlink"/>
+          </w:rPr>
+          <w:t xml:space="preserve">Solution 3</w:t>
+        </w:r>
+      </w:hyperlink>
+      <w:r>
+        <w:t xml:space="preserve">.</w:t>
+      </w:r>
+      <w:r>
+        <w:t xml:space="preserve"> </w:t>
+      </w:r>
+      <w:r>
+        <w:t xml:space="preserve">It adds the variance to the squared bias of</w:t>
+      </w:r>
+      <w:r>
+        <w:t xml:space="preserve"> </w:t>
+      </w:r>
+      <w:hyperlink w:anchor="thm-sq-bias-expand">
+        <w:r>
+          <w:rPr>
+            <w:rStyle w:val="Hyperlink"/>
+          </w:rPr>
+          <w:t xml:space="preserve">Theorem 2</w:t>
+        </w:r>
+      </w:hyperlink>
+      <w:r>
+        <w:t xml:space="preserve">.</w:t>
+      </w:r>
+    </w:p>
+    <w:bookmarkStart w:id="60" w:name="exr-mse-expand"/>
+    <w:p>
+      <w:pPr>
+        <w:pStyle w:val="BodyText"/>
       </w:pPr>
       <w:r>
         <w:rPr>
@@ -9446,8 +10101,8 @@
         <w:t xml:space="preserve">.</w:t>
       </w:r>
     </w:p>
-    <w:bookmarkEnd w:id="58"/>
-    <w:bookmarkStart w:id="59" w:name="sol-mse-expand"/>
+    <w:bookmarkEnd w:id="60"/>
+    <w:bookmarkStart w:id="61" w:name="sol-mse-expand"/>
     <w:p>
       <w:pPr>
         <w:pStyle w:val="BodyText"/>
@@ -10251,8 +10906,8 @@
         </m:oMath>
       </m:oMathPara>
     </w:p>
-    <w:bookmarkEnd w:id="59"/>
-    <w:bookmarkStart w:id="61" w:name="thm-mse-bias-variance"/>
+    <w:bookmarkEnd w:id="61"/>
+    <w:bookmarkStart w:id="62" w:name="thm-mse-expand"/>
     <w:p>
       <w:pPr>
         <w:pStyle w:val="FirstParagraph"/>
@@ -10262,7 +10917,7 @@
           <w:b/>
           <w:bCs/>
         </w:rPr>
-        <w:t xml:space="preserve">Theorem 2 (Mean squared error equals bias squared plus variance)</w:t>
+        <w:t xml:space="preserve">Theorem 4 (Expanded mean squared error)</w:t>
       </w:r>
       <w:r>
         <w:t xml:space="preserve"> </w:t>
@@ -10286,14 +10941,288 @@
         </m:acc>
       </m:oMath>
       <w:r>
-        <w:t xml:space="preserve">:</w:t>
+        <w:t xml:space="preserve"> </w:t>
+      </w:r>
+      <w:r>
+        <w:t xml:space="preserve">of an estimand</w:t>
+      </w:r>
+      <w:r>
+        <w:t xml:space="preserve"> </w:t>
+      </w:r>
+      <m:oMath>
+        <m:r>
+          <m:t>θ</m:t>
+        </m:r>
+      </m:oMath>
+      <w:r>
+        <w:t xml:space="preserve">,</w:t>
+      </w:r>
+      <w:r>
+        <w:t xml:space="preserve"> </w:t>
+      </w:r>
+      <w:r>
+        <w:t xml:space="preserve">the</w:t>
+      </w:r>
+      <w:r>
+        <w:t xml:space="preserve"> </w:t>
+      </w:r>
+      <w:hyperlink w:anchor="def-mse">
+        <w:r>
+          <w:rPr>
+            <w:rStyle w:val="Hyperlink"/>
+          </w:rPr>
+          <w:t xml:space="preserve">mean squared error</w:t>
+        </w:r>
+      </w:hyperlink>
+      <w:r>
+        <w:t xml:space="preserve"> </w:t>
+      </w:r>
+      <w:r>
+        <w:t xml:space="preserve">is:</w:t>
       </w:r>
     </w:p>
     <w:p>
       <w:pPr>
         <w:pStyle w:val="BodyText"/>
       </w:pPr>
-      <w:bookmarkStart w:id="60" w:name="eq-mse"/>
+      <m:oMathPara>
+        <m:oMathParaPr>
+          <m:jc m:val="center"/>
+        </m:oMathParaPr>
+        <m:oMath>
+          <m:r>
+            <m:rPr>
+              <m:sty m:val="p"/>
+            </m:rPr>
+            <m:t>MSE</m:t>
+          </m:r>
+          <m:r>
+            <m:t>​</m:t>
+          </m:r>
+          <m:d>
+            <m:dPr>
+              <m:begChr m:val="("/>
+              <m:sepChr m:val=""/>
+              <m:endChr m:val=")"/>
+              <m:grow/>
+            </m:dPr>
+            <m:e>
+              <m:acc>
+                <m:accPr>
+                  <m:chr m:val="̂"/>
+                </m:accPr>
+                <m:e>
+                  <m:r>
+                    <m:t>θ</m:t>
+                  </m:r>
+                </m:e>
+              </m:acc>
+            </m:e>
+          </m:d>
+          <m:r>
+            <m:t>​</m:t>
+          </m:r>
+          <m:r>
+            <m:rPr>
+              <m:sty m:val="p"/>
+            </m:rPr>
+            <m:t>=</m:t>
+          </m:r>
+          <m:r>
+            <m:rPr>
+              <m:sty m:val="p"/>
+            </m:rPr>
+            <m:t>E</m:t>
+          </m:r>
+          <m:r>
+            <m:t>​</m:t>
+          </m:r>
+          <m:d>
+            <m:dPr>
+              <m:begChr m:val="["/>
+              <m:sepChr m:val=""/>
+              <m:endChr m:val="]"/>
+              <m:grow/>
+            </m:dPr>
+            <m:e>
+              <m:sSup>
+                <m:e>
+                  <m:acc>
+                    <m:accPr>
+                      <m:chr m:val="̂"/>
+                    </m:accPr>
+                    <m:e>
+                      <m:r>
+                        <m:t>θ</m:t>
+                      </m:r>
+                    </m:e>
+                  </m:acc>
+                </m:e>
+                <m:sup>
+                  <m:r>
+                    <m:t>2</m:t>
+                  </m:r>
+                </m:sup>
+              </m:sSup>
+            </m:e>
+          </m:d>
+          <m:r>
+            <m:t>​</m:t>
+          </m:r>
+          <m:r>
+            <m:rPr>
+              <m:sty m:val="p"/>
+            </m:rPr>
+            <m:t>−</m:t>
+          </m:r>
+          <m:r>
+            <m:t>2</m:t>
+          </m:r>
+          <m:r>
+            <m:rPr>
+              <m:sty m:val="p"/>
+            </m:rPr>
+            <m:t>E</m:t>
+          </m:r>
+          <m:r>
+            <m:t>​</m:t>
+          </m:r>
+          <m:d>
+            <m:dPr>
+              <m:begChr m:val="["/>
+              <m:sepChr m:val=""/>
+              <m:endChr m:val="]"/>
+              <m:grow/>
+            </m:dPr>
+            <m:e>
+              <m:acc>
+                <m:accPr>
+                  <m:chr m:val="̂"/>
+                </m:accPr>
+                <m:e>
+                  <m:r>
+                    <m:t>θ</m:t>
+                  </m:r>
+                </m:e>
+              </m:acc>
+            </m:e>
+          </m:d>
+          <m:r>
+            <m:t>​</m:t>
+          </m:r>
+          <m:r>
+            <m:t>θ</m:t>
+          </m:r>
+          <m:r>
+            <m:rPr>
+              <m:sty m:val="p"/>
+            </m:rPr>
+            <m:t>+</m:t>
+          </m:r>
+          <m:sSup>
+            <m:e>
+              <m:r>
+                <m:t>θ</m:t>
+              </m:r>
+            </m:e>
+            <m:sup>
+              <m:r>
+                <m:t>2</m:t>
+              </m:r>
+            </m:sup>
+          </m:sSup>
+        </m:oMath>
+      </m:oMathPara>
+    </w:p>
+    <w:bookmarkEnd w:id="62"/>
+    <w:p>
+      <w:pPr>
+        <w:pStyle w:val="FirstParagraph"/>
+      </w:pPr>
+      <w:r>
+        <w:rPr>
+          <w:i/>
+          <w:iCs/>
+        </w:rPr>
+        <w:t xml:space="preserve">Proof</w:t>
+      </w:r>
+      <w:r>
+        <w:t xml:space="preserve">. </w:t>
+      </w:r>
+      <w:r>
+        <w:t xml:space="preserve">This is the solution to</w:t>
+      </w:r>
+      <w:r>
+        <w:t xml:space="preserve"> </w:t>
+      </w:r>
+      <w:hyperlink w:anchor="exr-mse-expand">
+        <w:r>
+          <w:rPr>
+            <w:rStyle w:val="Hyperlink"/>
+          </w:rPr>
+          <w:t xml:space="preserve">Exercise 4</w:t>
+        </w:r>
+      </w:hyperlink>
+      <w:r>
+        <w:t xml:space="preserve">, worked in</w:t>
+      </w:r>
+      <w:r>
+        <w:t xml:space="preserve"> </w:t>
+      </w:r>
+      <w:hyperlink w:anchor="sol-mse-expand">
+        <w:r>
+          <w:rPr>
+            <w:rStyle w:val="Hyperlink"/>
+          </w:rPr>
+          <w:t xml:space="preserve">Solution 4</w:t>
+        </w:r>
+      </w:hyperlink>
+      <w:r>
+        <w:t xml:space="preserve">.</w:t>
+      </w:r>
+    </w:p>
+    <w:bookmarkStart w:id="64" w:name="thm-mse-bias-variance"/>
+    <w:p>
+      <w:pPr>
+        <w:pStyle w:val="BodyText"/>
+      </w:pPr>
+      <w:r>
+        <w:rPr>
+          <w:b/>
+          <w:bCs/>
+        </w:rPr>
+        <w:t xml:space="preserve">Theorem 5 (Mean squared error equals bias squared plus variance)</w:t>
+      </w:r>
+      <w:r>
+        <w:t xml:space="preserve"> </w:t>
+      </w:r>
+      <w:r>
+        <w:t xml:space="preserve">For any one-dimensional estimator</w:t>
+      </w:r>
+      <w:r>
+        <w:t xml:space="preserve"> </w:t>
+      </w:r>
+      <m:oMath>
+        <m:acc>
+          <m:accPr>
+            <m:chr m:val="̂"/>
+          </m:accPr>
+          <m:e>
+            <m:r>
+              <m:t>θ</m:t>
+            </m:r>
+          </m:e>
+        </m:acc>
+      </m:oMath>
+      <w:r>
+        <w:t xml:space="preserve">:</w:t>
+      </w:r>
+    </w:p>
+    <w:p>
+      <w:pPr>
+        <w:pStyle w:val="BodyText"/>
+      </w:pPr>
+      <w:bookmarkStart w:id="63" w:name="eq-mse"/>
       <m:oMathPara>
         <m:oMathParaPr>
           <m:jc m:val="center"/>
@@ -10452,9 +11381,9 @@
           </m:r>
         </m:oMath>
       </m:oMathPara>
-      <w:bookmarkEnd w:id="60"/>
+      <w:bookmarkEnd w:id="63"/>
     </w:p>
-    <w:bookmarkEnd w:id="61"/>
+    <w:bookmarkEnd w:id="64"/>
     <w:p>
       <w:pPr>
         <w:pStyle w:val="FirstParagraph"/>
@@ -10475,12 +11404,12 @@
       <w:r>
         <w:t xml:space="preserve"> </w:t>
       </w:r>
-      <w:hyperlink w:anchor="exr-mse-expand">
+      <w:hyperlink w:anchor="thm-mse-expand">
         <w:r>
           <w:rPr>
             <w:rStyle w:val="Hyperlink"/>
           </w:rPr>
-          <w:t xml:space="preserve">Exercise 4</w:t>
+          <w:t xml:space="preserve">Theorem 4</w:t>
         </w:r>
       </w:hyperlink>
       <w:r>
@@ -10492,12 +11421,12 @@
       <w:r>
         <w:t xml:space="preserve"> </w:t>
       </w:r>
-      <w:hyperlink w:anchor="exr-bias-sq-plus-var">
+      <w:hyperlink w:anchor="thm-bias-sq-plus-var">
         <w:r>
           <w:rPr>
             <w:rStyle w:val="Hyperlink"/>
           </w:rPr>
-          <w:t xml:space="preserve">Exercise 3</w:t>
+          <w:t xml:space="preserve">Theorem 3</w:t>
         </w:r>
       </w:hyperlink>
       <w:r>
@@ -10770,7 +11699,7 @@
         <w:t xml:space="preserve">so they are equal to each other.</w:t>
       </w:r>
     </w:p>
-    <w:bookmarkStart w:id="63" w:name="exm-mse-sample-mean"/>
+    <w:bookmarkStart w:id="66" w:name="exm-mse-sample-mean"/>
     <w:p>
       <w:pPr>
         <w:pStyle w:val="BodyText"/>
@@ -10991,7 +11920,7 @@
           <w:rPr>
             <w:rStyle w:val="Hyperlink"/>
           </w:rPr>
-          <w:t xml:space="preserve">Theorem 2</w:t>
+          <w:t xml:space="preserve">Theorem 5</w:t>
         </w:r>
       </w:hyperlink>
       <w:r>
@@ -12182,7 +13111,7 @@
       <w:r>
         <w:t xml:space="preserve"> </w:t>
       </w:r>
-      <w:hyperlink r:id="rId62">
+      <w:hyperlink r:id="rId65">
         <w:r>
           <w:rPr>
             <w:rStyle w:val="Hyperlink"/>
@@ -12480,8 +13409,8 @@
         <w:t xml:space="preserve">’s.</w:t>
       </w:r>
     </w:p>
-    <w:bookmarkEnd w:id="63"/>
-    <w:bookmarkStart w:id="64" w:name="def-rmse"/>
+    <w:bookmarkEnd w:id="66"/>
+    <w:bookmarkStart w:id="67" w:name="def-rmse"/>
     <w:p>
       <w:pPr>
         <w:pStyle w:val="BodyText"/>
@@ -12654,8 +13583,8 @@
         </m:oMath>
       </m:oMathPara>
     </w:p>
-    <w:bookmarkEnd w:id="64"/>
-    <w:bookmarkStart w:id="65" w:name="exm-rmse-sample-mean"/>
+    <w:bookmarkEnd w:id="67"/>
+    <w:bookmarkStart w:id="68" w:name="exm-rmse-sample-mean"/>
     <w:p>
       <w:pPr>
         <w:pStyle w:val="FirstParagraph"/>
@@ -12743,8 +13672,8 @@
         <w:t xml:space="preserve">.</w:t>
       </w:r>
     </w:p>
-    <w:bookmarkEnd w:id="65"/>
-    <w:bookmarkStart w:id="66" w:name="rem-rmse-units"/>
+    <w:bookmarkEnd w:id="68"/>
+    <w:bookmarkStart w:id="69" w:name="rem-rmse-units"/>
     <w:p>
       <w:pPr>
         <w:pStyle w:val="BodyText"/>
@@ -12763,9 +13692,9 @@
         <w:t xml:space="preserve">The root mean squared error has the same units as the estimand.</w:t>
       </w:r>
     </w:p>
-    <w:bookmarkEnd w:id="66"/>
-    <w:bookmarkEnd w:id="67"/>
-    <w:bookmarkStart w:id="81" w:name="sec-unbiased-estimators"/>
+    <w:bookmarkEnd w:id="69"/>
+    <w:bookmarkEnd w:id="70"/>
+    <w:bookmarkStart w:id="84" w:name="sec-unbiased-estimators"/>
     <w:p>
       <w:pPr>
         <w:pStyle w:val="Heading3"/>
@@ -12774,7 +13703,7 @@
         <w:t xml:space="preserve">3.6 Unbiased estimators</w:t>
       </w:r>
     </w:p>
-    <w:bookmarkStart w:id="68" w:name="def-unbiased"/>
+    <w:bookmarkStart w:id="71" w:name="def-unbiased"/>
     <w:p>
       <w:pPr>
         <w:pStyle w:val="FirstParagraph"/>
@@ -12900,8 +13829,8 @@
         </m:oMath>
       </m:oMathPara>
     </w:p>
-    <w:bookmarkEnd w:id="68"/>
-    <w:bookmarkStart w:id="69" w:name="def-biased"/>
+    <w:bookmarkEnd w:id="71"/>
+    <w:bookmarkStart w:id="72" w:name="def-biased"/>
     <w:p>
       <w:pPr>
         <w:pStyle w:val="FirstParagraph"/>
@@ -13027,8 +13956,8 @@
         </m:oMath>
       </m:oMathPara>
     </w:p>
-    <w:bookmarkEnd w:id="69"/>
-    <w:bookmarkStart w:id="70" w:name="exm-unbiased-sample-mean"/>
+    <w:bookmarkEnd w:id="72"/>
+    <w:bookmarkStart w:id="73" w:name="exm-unbiased-sample-mean"/>
     <w:p>
       <w:pPr>
         <w:pStyle w:val="FirstParagraph"/>
@@ -13242,8 +14171,8 @@
         <w:t xml:space="preserve">.</w:t>
       </w:r>
     </w:p>
-    <w:bookmarkEnd w:id="70"/>
-    <w:bookmarkStart w:id="72" w:name="exm-biased-variance-mle"/>
+    <w:bookmarkEnd w:id="73"/>
+    <w:bookmarkStart w:id="75" w:name="exm-biased-variance-mle"/>
     <w:p>
       <w:pPr>
         <w:pStyle w:val="BodyText"/>
@@ -13421,7 +14350,7 @@
       <w:r>
         <w:t xml:space="preserve"> </w:t>
       </w:r>
-      <w:hyperlink r:id="rId71">
+      <w:hyperlink r:id="rId74">
         <w:r>
           <w:rPr>
             <w:rStyle w:val="Hyperlink"/>
@@ -18593,8 +19522,8 @@
         <w:t xml:space="preserve">grows.</w:t>
       </w:r>
     </w:p>
-    <w:bookmarkEnd w:id="72"/>
-    <w:bookmarkStart w:id="73" w:name="exr-unbiased-exp"/>
+    <w:bookmarkEnd w:id="75"/>
+    <w:bookmarkStart w:id="76" w:name="exr-unbiased-exp"/>
     <w:p>
       <w:pPr>
         <w:pStyle w:val="BodyText"/>
@@ -18725,8 +19654,8 @@
         <w:t xml:space="preserve">.</w:t>
       </w:r>
     </w:p>
-    <w:bookmarkEnd w:id="73"/>
-    <w:bookmarkStart w:id="74" w:name="sol-unbiased-exp"/>
+    <w:bookmarkEnd w:id="76"/>
+    <w:bookmarkStart w:id="77" w:name="sol-unbiased-exp"/>
     <w:p>
       <w:pPr>
         <w:pStyle w:val="BodyText"/>
@@ -18951,8 +19880,8 @@
         <w:t xml:space="preserve">.</w:t>
       </w:r>
     </w:p>
-    <w:bookmarkEnd w:id="74"/>
-    <w:bookmarkStart w:id="75" w:name="exr-unbiased-mse"/>
+    <w:bookmarkEnd w:id="77"/>
+    <w:bookmarkStart w:id="78" w:name="exr-unbiased-mse"/>
     <w:p>
       <w:pPr>
         <w:pStyle w:val="BodyText"/>
@@ -18978,7 +19907,7 @@
           <w:rPr>
             <w:rStyle w:val="Hyperlink"/>
           </w:rPr>
-          <w:t xml:space="preserve">Theorem 2</w:t>
+          <w:t xml:space="preserve">Theorem 5</w:t>
         </w:r>
       </w:hyperlink>
       <w:r>
@@ -19046,8 +19975,8 @@
         <w:t xml:space="preserve">in terms of its variance.</w:t>
       </w:r>
     </w:p>
-    <w:bookmarkEnd w:id="75"/>
-    <w:bookmarkStart w:id="76" w:name="sol-unbiased-mse"/>
+    <w:bookmarkEnd w:id="78"/>
+    <w:bookmarkStart w:id="79" w:name="sol-unbiased-mse"/>
     <w:p>
       <w:pPr>
         <w:pStyle w:val="BodyText"/>
@@ -19386,8 +20315,8 @@
         </m:oMath>
       </m:oMathPara>
     </w:p>
-    <w:bookmarkEnd w:id="76"/>
-    <w:bookmarkStart w:id="79" w:name="thm-unbiased-props"/>
+    <w:bookmarkEnd w:id="79"/>
+    <w:bookmarkStart w:id="82" w:name="thm-unbiased-props"/>
     <w:p>
       <w:pPr>
         <w:pStyle w:val="FirstParagraph"/>
@@ -19397,7 +20326,7 @@
           <w:b/>
           <w:bCs/>
         </w:rPr>
-        <w:t xml:space="preserve">Theorem 3 (Properties of unbiased estimators)</w:t>
+        <w:t xml:space="preserve">Theorem 6 (Properties of unbiased estimators)</w:t>
       </w:r>
       <w:r>
         <w:t xml:space="preserve"> </w:t>
@@ -19459,7 +20388,7 @@
       <w:pPr>
         <w:pStyle w:val="BodyText"/>
       </w:pPr>
-      <w:bookmarkStart w:id="77" w:name="eq-unbiased-exp"/>
+      <w:bookmarkStart w:id="80" w:name="eq-unbiased-exp"/>
       <m:oMathPara>
         <m:oMathParaPr>
           <m:jc m:val="center"/>
@@ -19526,13 +20455,13 @@
           </m:r>
         </m:oMath>
       </m:oMathPara>
-      <w:bookmarkEnd w:id="77"/>
+      <w:bookmarkEnd w:id="80"/>
     </w:p>
     <w:p>
       <w:pPr>
         <w:pStyle w:val="FirstParagraph"/>
       </w:pPr>
-      <w:bookmarkStart w:id="78" w:name="eq-unbiased-mse"/>
+      <w:bookmarkStart w:id="81" w:name="eq-unbiased-mse"/>
       <m:oMathPara>
         <m:oMathParaPr>
           <m:jc m:val="center"/>
@@ -19628,9 +20557,9 @@
           </m:r>
         </m:oMath>
       </m:oMathPara>
-      <w:bookmarkEnd w:id="78"/>
+      <w:bookmarkEnd w:id="81"/>
     </w:p>
-    <w:bookmarkEnd w:id="79"/>
+    <w:bookmarkEnd w:id="82"/>
     <w:p>
       <w:pPr>
         <w:pStyle w:val="FirstParagraph"/>
@@ -19721,7 +20650,7 @@
       <w:r>
         <w:t xml:space="preserve"> </w:t>
       </w:r>
-      <w:hyperlink r:id="rId80">
+      <w:hyperlink r:id="rId83">
         <w:r>
           <w:rPr>
             <w:rStyle w:val="Hyperlink"/>
@@ -19748,8 +20677,8 @@
         <w:t xml:space="preserve">.</w:t>
       </w:r>
     </w:p>
-    <w:bookmarkEnd w:id="81"/>
-    <w:bookmarkStart w:id="84" w:name="mean-absolute-error"/>
+    <w:bookmarkEnd w:id="84"/>
+    <w:bookmarkStart w:id="87" w:name="mean-absolute-error"/>
     <w:p>
       <w:pPr>
         <w:pStyle w:val="Heading3"/>
@@ -19758,7 +20687,7 @@
         <w:t xml:space="preserve">3.7 Mean absolute error</w:t>
       </w:r>
     </w:p>
-    <w:bookmarkStart w:id="82" w:name="def-mae"/>
+    <w:bookmarkStart w:id="85" w:name="def-mae"/>
     <w:p>
       <w:pPr>
         <w:pStyle w:val="FirstParagraph"/>
@@ -19943,8 +20872,8 @@
         </m:oMath>
       </m:oMathPara>
     </w:p>
-    <w:bookmarkEnd w:id="82"/>
-    <w:bookmarkStart w:id="83" w:name="exm-mae-gaussian"/>
+    <w:bookmarkEnd w:id="85"/>
+    <w:bookmarkStart w:id="86" w:name="exm-mae-gaussian"/>
     <w:p>
       <w:pPr>
         <w:pStyle w:val="FirstParagraph"/>
@@ -22343,16 +23272,16 @@
           <w:rPr>
             <w:rStyle w:val="Hyperlink"/>
           </w:rPr>
-          <w:t xml:space="preserve">Theorem 3</w:t>
+          <w:t xml:space="preserve">Theorem 6</w:t>
         </w:r>
       </w:hyperlink>
       <w:r>
         <w:t xml:space="preserve">).</w:t>
       </w:r>
     </w:p>
-    <w:bookmarkEnd w:id="83"/>
-    <w:bookmarkEnd w:id="84"/>
-    <w:bookmarkStart w:id="98" w:name="standard-error"/>
+    <w:bookmarkEnd w:id="86"/>
+    <w:bookmarkEnd w:id="87"/>
+    <w:bookmarkStart w:id="101" w:name="standard-error"/>
     <w:p>
       <w:pPr>
         <w:pStyle w:val="Heading3"/>
@@ -22361,7 +23290,7 @@
         <w:t xml:space="preserve">3.8 Standard error</w:t>
       </w:r>
     </w:p>
-    <w:bookmarkStart w:id="86" w:name="def-SE"/>
+    <w:bookmarkStart w:id="89" w:name="def-SE"/>
     <w:p>
       <w:pPr>
         <w:pStyle w:val="FirstParagraph"/>
@@ -22419,7 +23348,7 @@
       <w:r>
         <w:t xml:space="preserve"> </w:t>
       </w:r>
-      <w:hyperlink r:id="rId85">
+      <w:hyperlink r:id="rId88">
         <w:r>
           <w:rPr>
             <w:rStyle w:val="Hyperlink"/>
@@ -22547,8 +23476,8 @@
         </m:oMath>
       </m:oMathPara>
     </w:p>
-    <w:bookmarkEnd w:id="86"/>
-    <w:bookmarkStart w:id="87" w:name="exm-SE-sample-mean"/>
+    <w:bookmarkEnd w:id="89"/>
+    <w:bookmarkStart w:id="90" w:name="exm-SE-sample-mean"/>
     <w:p>
       <w:pPr>
         <w:pStyle w:val="FirstParagraph"/>
@@ -22860,8 +23789,8 @@
         <w:t xml:space="preserve">.</w:t>
       </w:r>
     </w:p>
-    <w:bookmarkEnd w:id="87"/>
-    <w:bookmarkStart w:id="88" w:name="exr-se-error-sd"/>
+    <w:bookmarkEnd w:id="90"/>
+    <w:bookmarkStart w:id="91" w:name="exr-se-error-sd"/>
     <w:p>
       <w:pPr>
         <w:pStyle w:val="BodyText"/>
@@ -22882,7 +23811,7 @@
       <w:r>
         <w:t xml:space="preserve"> </w:t>
       </w:r>
-      <w:hyperlink r:id="rId85">
+      <w:hyperlink r:id="rId88">
         <w:r>
           <w:rPr>
             <w:rStyle w:val="Hyperlink"/>
@@ -22983,8 +23912,8 @@
         <w:t xml:space="preserve">.</w:t>
       </w:r>
     </w:p>
-    <w:bookmarkEnd w:id="88"/>
-    <w:bookmarkStart w:id="89" w:name="sol-se-error-sd"/>
+    <w:bookmarkEnd w:id="91"/>
+    <w:bookmarkStart w:id="92" w:name="sol-se-error-sd"/>
     <w:p>
       <w:pPr>
         <w:pStyle w:val="BodyText"/>
@@ -23351,8 +24280,8 @@
         </m:oMath>
       </m:oMathPara>
     </w:p>
-    <w:bookmarkEnd w:id="89"/>
-    <w:bookmarkStart w:id="90" w:name="thm-se-error-sd"/>
+    <w:bookmarkEnd w:id="92"/>
+    <w:bookmarkStart w:id="93" w:name="thm-se-error-sd"/>
     <w:p>
       <w:pPr>
         <w:pStyle w:val="FirstParagraph"/>
@@ -23362,7 +24291,7 @@
           <w:b/>
           <w:bCs/>
         </w:rPr>
-        <w:t xml:space="preserve">Theorem 4 (Standard error is the spread of the estimation error)</w:t>
+        <w:t xml:space="preserve">Theorem 7 (Standard error is the spread of the estimation error)</w:t>
       </w:r>
     </w:p>
     <w:p>
@@ -23466,7 +24395,7 @@
         </m:oMath>
       </m:oMathPara>
     </w:p>
-    <w:bookmarkEnd w:id="90"/>
+    <w:bookmarkEnd w:id="93"/>
     <w:p>
       <w:pPr>
         <w:pStyle w:val="FirstParagraph"/>
@@ -23499,7 +24428,7 @@
         <w:t xml:space="preserve">.</w:t>
       </w:r>
     </w:p>
-    <w:bookmarkStart w:id="91" w:name="rem-standard-error-name"/>
+    <w:bookmarkStart w:id="94" w:name="rem-standard-error-name"/>
     <w:p>
       <w:pPr>
         <w:pStyle w:val="BodyText"/>
@@ -23569,7 +24498,7 @@
           <w:rPr>
             <w:rStyle w:val="Hyperlink"/>
           </w:rPr>
-          <w:t xml:space="preserve">Theorem 4</w:t>
+          <w:t xml:space="preserve">Theorem 7</w:t>
         </w:r>
       </w:hyperlink>
       <w:r>
@@ -23609,8 +24538,8 @@
         <w:t xml:space="preserve">so they come up often enough to deserve their own name.</w:t>
       </w:r>
     </w:p>
-    <w:bookmarkEnd w:id="91"/>
-    <w:bookmarkStart w:id="92" w:name="exr-var-mse-bias"/>
+    <w:bookmarkEnd w:id="94"/>
+    <w:bookmarkStart w:id="95" w:name="exr-var-mse-bias"/>
     <w:p>
       <w:pPr>
         <w:pStyle w:val="BodyText"/>
@@ -23636,7 +24565,7 @@
           <w:rPr>
             <w:rStyle w:val="Hyperlink"/>
           </w:rPr>
-          <w:t xml:space="preserve">Theorem 2</w:t>
+          <w:t xml:space="preserve">Theorem 5</w:t>
         </w:r>
       </w:hyperlink>
       <w:r>
@@ -23780,8 +24709,8 @@
         <w:t xml:space="preserve">.</w:t>
       </w:r>
     </w:p>
-    <w:bookmarkEnd w:id="92"/>
-    <w:bookmarkStart w:id="93" w:name="sol-var-mse-bias"/>
+    <w:bookmarkEnd w:id="95"/>
+    <w:bookmarkStart w:id="96" w:name="sol-var-mse-bias"/>
     <w:p>
       <w:pPr>
         <w:pStyle w:val="BodyText"/>
@@ -24708,8 +25637,8 @@
         </m:oMath>
       </m:oMathPara>
     </w:p>
-    <w:bookmarkEnd w:id="93"/>
-    <w:bookmarkStart w:id="94" w:name="cor-var-mse-bias"/>
+    <w:bookmarkEnd w:id="96"/>
+    <w:bookmarkStart w:id="97" w:name="cor-var-mse-bias"/>
     <w:p>
       <w:pPr>
         <w:pStyle w:val="FirstParagraph"/>
@@ -24904,7 +25833,7 @@
         </m:oMath>
       </m:oMathPara>
     </w:p>
-    <w:bookmarkEnd w:id="94"/>
+    <w:bookmarkEnd w:id="97"/>
     <w:p>
       <w:pPr>
         <w:pStyle w:val="FirstParagraph"/>
@@ -24937,7 +25866,7 @@
         <w:t xml:space="preserve">.</w:t>
       </w:r>
     </w:p>
-    <w:bookmarkStart w:id="95" w:name="exr-se-rmse-unbiased"/>
+    <w:bookmarkStart w:id="98" w:name="exr-se-rmse-unbiased"/>
     <w:p>
       <w:pPr>
         <w:pStyle w:val="BodyText"/>
@@ -25045,8 +25974,8 @@
         <w:t xml:space="preserve">.</w:t>
       </w:r>
     </w:p>
-    <w:bookmarkEnd w:id="95"/>
-    <w:bookmarkStart w:id="96" w:name="sol-se-rmse-unbiased"/>
+    <w:bookmarkEnd w:id="98"/>
+    <w:bookmarkStart w:id="99" w:name="sol-se-rmse-unbiased"/>
     <w:p>
       <w:pPr>
         <w:pStyle w:val="BodyText"/>
@@ -25309,8 +26238,8 @@
         </m:oMath>
       </m:oMathPara>
     </w:p>
-    <w:bookmarkEnd w:id="96"/>
-    <w:bookmarkStart w:id="97" w:name="cor-se-rmse-unbiased"/>
+    <w:bookmarkEnd w:id="99"/>
+    <w:bookmarkStart w:id="100" w:name="cor-se-rmse-unbiased"/>
     <w:p>
       <w:pPr>
         <w:pStyle w:val="FirstParagraph"/>
@@ -25468,7 +26397,7 @@
         </m:oMath>
       </m:oMathPara>
     </w:p>
-    <w:bookmarkEnd w:id="97"/>
+    <w:bookmarkEnd w:id="100"/>
     <w:p>
       <w:pPr>
         <w:pStyle w:val="FirstParagraph"/>
@@ -25501,9 +26430,9 @@
         <w:t xml:space="preserve">.</w:t>
       </w:r>
     </w:p>
-    <w:bookmarkEnd w:id="98"/>
-    <w:bookmarkEnd w:id="99"/>
-    <w:bookmarkStart w:id="112" w:name="references"/>
+    <w:bookmarkEnd w:id="101"/>
+    <w:bookmarkEnd w:id="102"/>
+    <w:bookmarkStart w:id="115" w:name="references"/>
     <w:p>
       <w:pPr>
         <w:pStyle w:val="Heading2"/>
@@ -25512,8 +26441,8 @@
         <w:t xml:space="preserve">References</w:t>
       </w:r>
     </w:p>
-    <w:bookmarkStart w:id="111" w:name="refs"/>
-    <w:bookmarkStart w:id="101" w:name="ref-fiveminuteai_probstat"/>
+    <w:bookmarkStart w:id="114" w:name="refs"/>
+    <w:bookmarkStart w:id="104" w:name="ref-fiveminuteai_probstat"/>
     <w:p>
       <w:pPr>
         <w:pStyle w:val="Bibliography"/>
@@ -25537,7 +26466,7 @@
       <w:r>
         <w:t xml:space="preserve"> </w:t>
       </w:r>
-      <w:hyperlink r:id="rId100">
+      <w:hyperlink r:id="rId103">
         <w:r>
           <w:rPr>
             <w:rStyle w:val="Hyperlink"/>
@@ -25549,8 +26478,8 @@
         <w:t xml:space="preserve">.</w:t>
       </w:r>
     </w:p>
-    <w:bookmarkEnd w:id="101"/>
-    <w:bookmarkStart w:id="102" w:name="ref-box_draper_1987"/>
+    <w:bookmarkEnd w:id="104"/>
+    <w:bookmarkStart w:id="105" w:name="ref-box_draper_1987"/>
     <w:p>
       <w:pPr>
         <w:pStyle w:val="Bibliography"/>
@@ -25572,8 +26501,8 @@
         <w:t xml:space="preserve">. Wiley Series in Probability and Mathematical Statistics. Applied Probability and Statistics. Wiley.</w:t>
       </w:r>
     </w:p>
-    <w:bookmarkEnd w:id="102"/>
-    <w:bookmarkStart w:id="104" w:name="ref-dunn2018generalized"/>
+    <w:bookmarkEnd w:id="105"/>
+    <w:bookmarkStart w:id="107" w:name="ref-dunn2018generalized"/>
     <w:p>
       <w:pPr>
         <w:pStyle w:val="Bibliography"/>
@@ -25611,7 +26540,7 @@
       <w:r>
         <w:t xml:space="preserve"> </w:t>
       </w:r>
-      <w:hyperlink r:id="rId103">
+      <w:hyperlink r:id="rId106">
         <w:r>
           <w:rPr>
             <w:rStyle w:val="Hyperlink"/>
@@ -25623,8 +26552,8 @@
         <w:t xml:space="preserve">.</w:t>
       </w:r>
     </w:p>
-    <w:bookmarkEnd w:id="104"/>
-    <w:bookmarkStart w:id="106" w:name="ref-lawrance2020estimand"/>
+    <w:bookmarkEnd w:id="107"/>
+    <w:bookmarkStart w:id="109" w:name="ref-lawrance2020estimand"/>
     <w:p>
       <w:pPr>
         <w:pStyle w:val="Bibliography"/>
@@ -25657,7 +26586,7 @@
       <w:r>
         <w:t xml:space="preserve"> </w:t>
       </w:r>
-      <w:hyperlink r:id="rId105">
+      <w:hyperlink r:id="rId108">
         <w:r>
           <w:rPr>
             <w:rStyle w:val="Hyperlink"/>
@@ -25669,8 +26598,8 @@
         <w:t xml:space="preserve">.</w:t>
       </w:r>
     </w:p>
-    <w:bookmarkEnd w:id="106"/>
-    <w:bookmarkStart w:id="108" w:name="ref-pohl2021estimands"/>
+    <w:bookmarkEnd w:id="109"/>
+    <w:bookmarkStart w:id="111" w:name="ref-pohl2021estimands"/>
     <w:p>
       <w:pPr>
         <w:pStyle w:val="Bibliography"/>
@@ -25730,7 +26659,7 @@
       <w:r>
         <w:t xml:space="preserve"> </w:t>
       </w:r>
-      <w:hyperlink r:id="rId107">
+      <w:hyperlink r:id="rId110">
         <w:r>
           <w:rPr>
             <w:rStyle w:val="Hyperlink"/>
@@ -25742,8 +26671,8 @@
         <w:t xml:space="preserve">.</w:t>
       </w:r>
     </w:p>
-    <w:bookmarkEnd w:id="108"/>
-    <w:bookmarkStart w:id="110" w:name="ref-van2018flexible"/>
+    <w:bookmarkEnd w:id="111"/>
+    <w:bookmarkStart w:id="113" w:name="ref-van2018flexible"/>
     <w:p>
       <w:pPr>
         <w:pStyle w:val="Bibliography"/>
@@ -25767,7 +26696,7 @@
       <w:r>
         <w:t xml:space="preserve"> </w:t>
       </w:r>
-      <w:hyperlink r:id="rId109">
+      <w:hyperlink r:id="rId112">
         <w:r>
           <w:rPr>
             <w:rStyle w:val="Hyperlink"/>
@@ -25779,9 +26708,9 @@
         <w:t xml:space="preserve">.</w:t>
       </w:r>
     </w:p>
-    <w:bookmarkEnd w:id="110"/>
-    <w:bookmarkEnd w:id="111"/>
-    <w:bookmarkEnd w:id="112"/>
+    <w:bookmarkEnd w:id="113"/>
+    <w:bookmarkEnd w:id="114"/>
+    <w:bookmarkEnd w:id="115"/>
     <w:sectPr>
       <w:footnotePr>
         <w:numRestart w:val="eachSect"/>
